--- a/test_cases/封面.docx
+++ b/test_cases/封面.docx
@@ -405,15 +405,13 @@
           </w:tcPr>
           <w:p>
             <w:pPr>
-              <w:jc w:val="both"/>
+              <w:jc w:val="center"/>
               <w:rPr>
                 <w:rFonts w:ascii="黑体" w:hAnsi="Times New Roman" w:eastAsia="黑体" w:cs="Times New Roman"/>
                 <w:sz w:val="24"/>
                 <w:szCs w:val="24"/>
               </w:rPr>
             </w:pPr>
-            <w:bookmarkStart w:id="0" w:name="_GoBack"/>
-            <w:bookmarkEnd w:id="0"/>
           </w:p>
         </w:tc>
       </w:tr>
@@ -486,7 +484,7 @@
           </w:tcPr>
           <w:p>
             <w:pPr>
-              <w:jc w:val="both"/>
+              <w:jc w:val="center"/>
               <w:rPr>
                 <w:rFonts w:hint="default" w:ascii="黑体" w:hAnsi="Times New Roman" w:eastAsia="黑体" w:cs="Times New Roman"/>
                 <w:sz w:val="24"/>
@@ -587,12 +585,6 @@
             <w:insideH w:val="none" w:color="auto" w:sz="0" w:space="0"/>
             <w:insideV w:val="none" w:color="auto" w:sz="0" w:space="0"/>
           </w:tblBorders>
-          <w:tblCellMar>
-            <w:top w:w="0" w:type="dxa"/>
-            <w:left w:w="108" w:type="dxa"/>
-            <w:bottom w:w="0" w:type="dxa"/>
-            <w:right w:w="108" w:type="dxa"/>
-          </w:tblCellMar>
         </w:tblPrEx>
         <w:trPr>
           <w:jc w:val="center"/>
@@ -716,6 +708,8 @@
                 <w:szCs w:val="24"/>
               </w:rPr>
             </w:pPr>
+            <w:bookmarkStart w:id="0" w:name="_GoBack"/>
+            <w:bookmarkEnd w:id="0"/>
           </w:p>
         </w:tc>
       </w:tr>
@@ -3175,8 +3169,9 @@
 </a:theme>
 </file>
 
-<file path=customXml/item1.xml><?xml version="1.0" encoding="utf-8"?>
-<b:Sources xmlns:b="http://schemas.openxmlformats.org/officeDocument/2006/bibliography" xmlns="http://schemas.openxmlformats.org/officeDocument/2006/bibliography" SelectedStyle="\APASixthEditionOfficeOnline.xsl" StyleName="APA" Version="6"/>
+<file path=customXml/item1.xml><?xml version='1.0' standalone='no'?>
+<b:Sources xmlns:b="http://schemas.openxmlformats.org/officeDocument/2006/bibliography" SelectedStyle="\APASixthEditionOfficeOnline.xsl" Version="6" StyleName="APA" xmlns:b="http://schemas.openxmlformats.org/officeDocument/2006/bibliography"/>
+
 </file>
 
 <file path=customXml/itemProps1.xml><?xml version="1.0" encoding="utf-8"?>
